--- a/barlow/docs/finesst_proposal_v7.docx
+++ b/barlow/docs/finesst_proposal_v7.docx
@@ -19,7 +19,7 @@
     </w:p>
     <w:p>
       <w:r>
-        <w:t>Summary: Previous work [1] has identified places where Antarctic Dry Valley streams are reshaping the land, but it stops at location and doesn’t examine the causes of stream migration. This project attempts to elucidate the drivers of channel migration. Measured changes from remote sensing and machine learning will be linked to the driving processes (heat, melt, thawing ground), widen the measurement from the stream channels to the whole valley floor, and attach a real uncertainty value to every pixel.</w:t>
+        <w:t>Summary: Previous work [1] has identified places where Antarctic Dry Valley streams are reshaping the land, but it stops at location and doesn’t examine the causes of stream migration. This project attempts to elucidate the drivers of channel migration. Using remote sensing and machine learning, it links the measured changes to the driving processes (heat, melt, thawing ground), widens the measurement from the stream channels to the whole valley floor, and attaches a real uncertainty value to every pixel.</w:t>
       </w:r>
       <w:r/>
       <w:r/>
@@ -62,23 +62,13 @@
         </w:rPr>
       </w:pPr>
       <w:r>
-        <w:t xml:space="preserve">The McMurdo Dry Valleys (MDVs) are the largest ice-free region of Antarctica. For most of a century they were treated as one of Earth's most stable landscapes, lacking strong erosive forces. That view is now an open question. The valleys are energy-limited: ice is everywhere, </w:t>
-      </w:r>
-      <w:r>
-        <w:t>and</w:t>
-      </w:r>
-      <w:r>
-        <w:t xml:space="preserve"> </w:t>
-      </w:r>
-      <w:r>
-        <w:t>there is barely enough summer heat to melt much of it</w:t>
-      </w:r>
-      <w:r>
-        <w:t xml:space="preserve"> (reference)</w:t>
-      </w:r>
-      <w:r>
-        <w:t>. A small warming produces a measurable response — ephemeral streams (channels that flow only during a brief melt season) carry more water, move sediment, and reshape the terrain.</w:t>
-      </w:r>
+        <w:t>The McMurdo Dry Valleys (MDVs) are the largest ice-free region of Antarctica. For most of a century they were treated as one of Earth's most stable landscapes, lacking strong erosive forces. That view is now an open question. The valleys are energy-limited: ice is everywhere, and there is barely enough summer heat to melt much of it [9]. A small warming produces a measurable response — ephemeral streams (channels that flow only during a brief melt season) carry more water, move sediment, and reshape the terrain.</w:t>
+      </w:r>
+      <w:r/>
+      <w:r/>
+      <w:r/>
+      <w:r/>
+      <w:r/>
     </w:p>
     <w:p>
       <w:pPr>
@@ -1952,6 +1942,28 @@
           <w:rFonts w:ascii="Calibri" w:hAnsi="Calibri"/>
         </w:rPr>
         <w:t>[8] Schenk, T., Csatho, B., Ahn, Y., Yoon, T., Shin, S. W., &amp; Huh, K. I. (2004). DEM generation from the Antarctic LiDAR data: Site report. US Geological Survey.</w:t>
+      </w:r>
+      <w:r>
+        <w:rPr>
+          <w:rFonts w:ascii="Calibri" w:hAnsi="Calibri"/>
+          <w:i/>
+        </w:rPr>
+      </w:r>
+      <w:r>
+        <w:rPr>
+          <w:rFonts w:ascii="Calibri" w:hAnsi="Calibri"/>
+        </w:rPr>
+      </w:r>
+    </w:p>
+    <w:p>
+      <w:pPr>
+        <w:spacing w:after="120"/>
+      </w:pPr>
+      <w:r>
+        <w:rPr>
+          <w:rFonts w:ascii="Calibri" w:hAnsi="Calibri"/>
+        </w:rPr>
+        <w:t>[9] Fountain, A. G., et al. (1999). Physical controls on the Taylor Valley ecosystem, Antarctica. BioScience 49(12):961-971.</w:t>
       </w:r>
       <w:r>
         <w:rPr>

--- a/barlow/docs/finesst_proposal_v7.docx
+++ b/barlow/docs/finesst_proposal_v7.docx
@@ -125,7 +125,7 @@
           <w:color w:val="404040"/>
           <w:sz w:val="18"/>
         </w:rPr>
-        <w:t xml:space="preserve">Figure 1. Study area. (A) The McMurdo Dry Valleys within Antarctica (coastline: Natural Earth). (B) Hillshade of the study-area lidar DEM (1 m), showing the incised valley-floor channels this project measures; </w:t>
+        <w:t xml:space="preserve">Figure 1. Study area. (A) The McMurdo Dry Valleys within Antarctica (coastline: Natural Earth). (B) Hillshade of the study-area LiDAR DEM (1 m), showing the incised valley-floor channels this project measures; </w:t>
       </w:r>
     </w:p>
     <w:p>
@@ -327,7 +327,7 @@
         </w:rPr>
       </w:pPr>
       <w:r>
-        <w:t>The 2001 baseline is NASA data — an airborne LiDAR swath never fully exploited for surface change – reference for this as well [8]. The project turns the airborne lidar, REMA satellite DEMs (corrected and controlled by airborne lidar and ICESat-2 observations) and reanalysis, into a continuing, uncertainty-calibrated record of climate-driven surface change in the Dry Valleys. The methods travel beyond the site to any elevation-differencing problem, including the surface-change records NASA missions such as ICESat-2 and NISAR produce. The analysis will also enable future change detection from the high resolution terrain observations resulting from the possible future Surface Topography and Vegetation (STV) observing system. The Dry Valleys are also the canonical terrestrial analog for cold-desert planetary surfaces such as Mars. The proposed research also develops the skills NASA's open-science strategy calls for: open geospatial data, machine learning on remote sensing, and honest uncertainty.</w:t>
+        <w:t>The 2001 baseline is NASA data — an airborne LiDAR swath never fully exploited for surface change – reference for this as well [8]. The project turns the airborne LiDAR, REMA satellite DEMs (corrected and controlled by airborne LiDAR and ICESat-2 observations) and reanalysis, into a continuing, uncertainty-calibrated record of climate-driven surface change in the Dry Valleys. The methods travel beyond the site to any elevation-differencing problem, including the surface-change records NASA missions such as ICESat-2 and NISAR produce. The analysis will also enable future change detection from the high resolution terrain observations resulting from the possible future Surface Topography and Vegetation (STV) observing system. The Dry Valleys are also the canonical terrestrial analog for cold-desert planetary surfaces such as Mars. The proposed research also develops the skills NASA's open-science strategy calls for: open geospatial data, machine learning on remote sensing, and honest uncertainty.</w:t>
       </w:r>
       <w:r/>
       <w:r/>
@@ -760,7 +760,7 @@
     </w:p>
     <w:p>
       <w:r>
-        <w:t>Note that all methods use robust statistics, since elevation errors here are heavy-tailed and an ordinary standard deviation would be thrown off by a few blunders. The noise scale throughout is the NMAD (1.4826 times the median absolute deviation from the median). For a single surface the detection floor is LOD95 = 1.96 x NMAD; since a difference subtracts two noisy surfaces, their NMADs add in quadrature, so the differencing floor is 1.96 x sqrt(NMAD1^2 + NMAD2^2), the change that noise alone clears only 5% of the time. Everything (DEMs, channel outlines, driver fields) is reprojected to one common Antarctic polar-stereographic grid (EPSG:3294) first, and the two lidar epochs (2 m and 1 m native) are resampled to a shared cell size before differencing.</w:t>
+        <w:t>Note that all methods use robust statistics, since elevation errors here are heavy-tailed and an ordinary standard deviation would be thrown off by a few blunders. The noise scale throughout is the NMAD (1.4826 times the median absolute deviation from the median). For a single surface the detection floor is LOD95 = 1.96 x NMAD; since a difference subtracts two noisy surfaces, their NMADs add in quadrature, so the differencing floor is 1.96 x sqrt(NMAD1^2 + NMAD2^2), the change that noise alone clears only 5% of the time. Everything (DEMs, channel outlines, driver fields) is reprojected to one common Antarctic polar-stereographic grid (EPSG:3294) first, and the two LiDAR epochs (2 m and 1 m native) are resampled to a shared cell size before differencing.</w:t>
       </w:r>
     </w:p>
     <w:p>
@@ -876,7 +876,7 @@
                 <w:rFonts w:ascii="Calibri" w:hAnsi="Calibri"/>
                 <w:sz w:val="18"/>
               </w:rPr>
-              <w:t>2001 airborne lidar DEM (2 m)</w:t>
+              <w:t>2001 airborne LiDAR DEM (2 m)</w:t>
             </w:r>
           </w:p>
         </w:tc>
@@ -932,7 +932,7 @@
                 <w:rFonts w:ascii="Calibri" w:hAnsi="Calibri"/>
                 <w:sz w:val="18"/>
               </w:rPr>
-              <w:t>2014 airborne lidar DEM (1 m) + point cloud</w:t>
+              <w:t>2014 airborne LiDAR DEM (1 m) + point cloud</w:t>
             </w:r>
           </w:p>
         </w:tc>
@@ -2086,7 +2086,7 @@
           <w:sz w:val="20"/>
           <w:szCs w:val="20"/>
         </w:rPr>
-        <w:t xml:space="preserve">You have NCALM lidar data here, but haven't mentioned it previously.  </w:t>
+        <w:t xml:space="preserve">You have NCALM LiDAR data here, but haven't mentioned it previously.  </w:t>
       </w:r>
     </w:p>
     <w:p/>
